--- a/00_CADRAGE/04_WBS.docx
+++ b/00_CADRAGE/04_WBS.docx
@@ -2,6 +2,45 @@
 <file path=word/document.xml><?xml version="1.0" encoding="utf-8"?>
 <w:document xmlns:wpc="http://schemas.microsoft.com/office/word/2010/wordprocessingCanvas" xmlns:cx="http://schemas.microsoft.com/office/drawing/2014/chartex" xmlns:cx1="http://schemas.microsoft.com/office/drawing/2015/9/8/chartex" xmlns:cx2="http://schemas.microsoft.com/office/drawing/2015/10/21/chartex" xmlns:cx3="http://schemas.microsoft.com/office/drawing/2016/5/9/chartex" xmlns:cx4="http://schemas.microsoft.com/office/drawing/2016/5/10/chartex" xmlns:cx5="http://schemas.microsoft.com/office/drawing/2016/5/11/chartex" xmlns:cx6="http://schemas.microsoft.com/office/drawing/2016/5/12/chartex" xmlns:cx7="http://schemas.microsoft.com/office/drawing/2016/5/13/chartex" xmlns:cx8="http://schemas.microsoft.com/office/drawing/2016/5/14/chartex" xmlns:mc="http://schemas.openxmlformats.org/markup-compatibility/2006" xmlns:aink="http://schemas.microsoft.com/office/drawing/2016/ink" xmlns:am3d="http://schemas.microsoft.com/office/drawing/2017/model3d" xmlns:o="urn:schemas-microsoft-com:office:office" xmlns:oel="http://schemas.microsoft.com/office/2019/extlst" xmlns:r="http://schemas.openxmlformats.org/officeDocument/2006/relationships" xmlns:m="http://schemas.openxmlformats.org/officeDocument/2006/math" xmlns:v="urn:schemas-microsoft-com:vml" xmlns:wp14="http://schemas.microsoft.com/office/word/2010/wordprocessingDrawing" xmlns:wp="http://schemas.openxmlformats.org/drawingml/2006/wordprocessingDrawing" xmlns:w10="urn:schemas-microsoft-com:office:word" xmlns:w="http://schemas.openxmlformats.org/wordprocessingml/2006/main" xmlns:w14="http://schemas.microsoft.com/office/word/2010/wordml" xmlns:w15="http://schemas.microsoft.com/office/word/2012/wordml" xmlns:w16cei="http://schemas.microsoft.com/office/word/2026/wordml/cei" xmlns:w16cex="http://schemas.microsoft.com/office/word/2018/wordml/cex" xmlns:w16cid="http://schemas.microsoft.com/office/word/2016/wordml/cid" xmlns:w16="http://schemas.microsoft.com/office/word/2018/wordml" xmlns:w16du="http://schemas.microsoft.com/office/word/2023/wordml/word16du" xmlns:w16sdtdh="http://schemas.microsoft.com/office/word/2020/wordml/sdtdatahash" xmlns:w16sdtfl="http://schemas.microsoft.com/office/word/2024/wordml/sdtformatlock" xmlns:w16se="http://schemas.microsoft.com/office/word/2015/wordml/symex" xmlns:wpg="http://schemas.microsoft.com/office/word/2010/wordprocessingGroup" xmlns:wpi="http://schemas.microsoft.com/office/word/2010/wordprocessingInk" xmlns:wne="http://schemas.microsoft.com/office/word/2006/wordml" xmlns:wps="http://schemas.microsoft.com/office/word/2010/wordprocessingShape" mc:Ignorable="w14 w15 w16se w16cid w16 w16cex w16sdtdh w16sdtfl w16du wp14">
   <w:body>
+    <w:p>
+      <w:pPr>
+        <w:jc w:val="center"/>
+      </w:pPr>
+      <w:r>
+        <w:drawing>
+          <wp:inline xmlns:a="http://schemas.openxmlformats.org/drawingml/2006/main" xmlns:pic="http://schemas.openxmlformats.org/drawingml/2006/picture">
+            <wp:extent cx="3780000" cy="2520000"/>
+            <wp:docPr id="1" name="Picture 1"/>
+            <wp:cNvGraphicFramePr>
+              <a:graphicFrameLocks noChangeAspect="1"/>
+            </wp:cNvGraphicFramePr>
+            <a:graphic>
+              <a:graphicData uri="http://schemas.openxmlformats.org/drawingml/2006/picture">
+                <pic:pic>
+                  <pic:nvPicPr>
+                    <pic:cNvPr id="0" name="image.png"/>
+                    <pic:cNvPicPr/>
+                  </pic:nvPicPr>
+                  <pic:blipFill>
+                    <a:blip r:embed="rId13"/>
+                    <a:stretch>
+                      <a:fillRect/>
+                    </a:stretch>
+                  </pic:blipFill>
+                  <pic:spPr>
+                    <a:xfrm>
+                      <a:off x="0" y="0"/>
+                      <a:ext cx="3780000" cy="2520000"/>
+                    </a:xfrm>
+                    <a:prstGeom prst="rect"/>
+                  </pic:spPr>
+                </pic:pic>
+              </a:graphicData>
+            </a:graphic>
+          </wp:inline>
+        </w:drawing>
+      </w:r>
+    </w:p>
     <w:p/>
     <w:p/>
     <w:p/>
@@ -54,23 +93,13 @@
       <w:pPr>
         <w:jc w:val="center"/>
       </w:pPr>
-      <w:proofErr w:type="spellStart"/>
       <w:r>
         <w:rPr>
           <w:i/>
           <w:color w:val="127A8A"/>
           <w:sz w:val="28"/>
         </w:rPr>
-        <w:t>Projet</w:t>
-      </w:r>
-      <w:proofErr w:type="spellEnd"/>
-      <w:r>
-        <w:rPr>
-          <w:i/>
-          <w:color w:val="127A8A"/>
-          <w:sz w:val="28"/>
-        </w:rPr>
-        <w:t xml:space="preserve"> Data-Driven Pricing — Teranga Market</w:t>
+        <w:t xml:space="preserve">Projet Data-Driven Pricing — Teranga Market</w:t>
       </w:r>
     </w:p>
     <w:p/>
@@ -195,23 +224,13 @@
       <w:pPr>
         <w:spacing w:after="40"/>
       </w:pPr>
-      <w:proofErr w:type="spellStart"/>
       <w:r>
         <w:rPr>
           <w:b/>
           <w:color w:val="0F2A43"/>
           <w:sz w:val="26"/>
         </w:rPr>
-        <w:t>Projet</w:t>
-      </w:r>
-      <w:proofErr w:type="spellEnd"/>
-      <w:r>
-        <w:rPr>
-          <w:b/>
-          <w:color w:val="0F2A43"/>
-          <w:sz w:val="26"/>
-        </w:rPr>
-        <w:t xml:space="preserve"> Data-Driven Pricing — Teranga Market</w:t>
+        <w:t xml:space="preserve">Projet Data-Driven Pricing — Teranga Market</w:t>
       </w:r>
     </w:p>
     <w:p>
@@ -393,23 +412,7 @@
           <w:sz w:val="21"/>
           <w:lang w:val="fr-FR"/>
         </w:rPr>
-        <w:t xml:space="preserve">▸ 3.1 Génération du </w:t>
-      </w:r>
-      <w:proofErr w:type="spellStart"/>
-      <w:r>
-        <w:rPr>
-          <w:sz w:val="21"/>
-          <w:lang w:val="fr-FR"/>
-        </w:rPr>
-        <w:t>dataset</w:t>
-      </w:r>
-      <w:proofErr w:type="spellEnd"/>
-      <w:r>
-        <w:rPr>
-          <w:sz w:val="21"/>
-          <w:lang w:val="fr-FR"/>
-        </w:rPr>
-        <w:t xml:space="preserve"> synthétique</w:t>
+        <w:t xml:space="preserve">▸ 3.1 Génération du dataset synthétique</w:t>
       </w:r>
     </w:p>
     <w:p>
@@ -481,23 +484,7 @@
           <w:sz w:val="21"/>
           <w:lang w:val="fr-FR"/>
         </w:rPr>
-        <w:t xml:space="preserve">▸ 3.6 Orchestration </w:t>
-      </w:r>
-      <w:proofErr w:type="spellStart"/>
-      <w:r>
-        <w:rPr>
-          <w:sz w:val="21"/>
-          <w:lang w:val="fr-FR"/>
-        </w:rPr>
-        <w:t>Airflow</w:t>
-      </w:r>
-      <w:proofErr w:type="spellEnd"/>
-      <w:r>
-        <w:rPr>
-          <w:sz w:val="21"/>
-          <w:lang w:val="fr-FR"/>
-        </w:rPr>
-        <w:t xml:space="preserve"> (DAG)</w:t>
+        <w:t xml:space="preserve">▸ 3.6 Orchestration Airflow (DAG)</w:t>
       </w:r>
     </w:p>
     <w:p>
@@ -579,39 +566,7 @@
           <w:sz w:val="21"/>
           <w:lang w:val="fr-FR"/>
         </w:rPr>
-        <w:t>▸ 4.4 Évaluation (</w:t>
-      </w:r>
-      <w:proofErr w:type="spellStart"/>
-      <w:r>
-        <w:rPr>
-          <w:sz w:val="21"/>
-          <w:lang w:val="fr-FR"/>
-        </w:rPr>
-        <w:t>metrics</w:t>
-      </w:r>
-      <w:proofErr w:type="spellEnd"/>
-      <w:r>
-        <w:rPr>
-          <w:sz w:val="21"/>
-          <w:lang w:val="fr-FR"/>
-        </w:rPr>
-        <w:t xml:space="preserve"> + </w:t>
-      </w:r>
-      <w:proofErr w:type="spellStart"/>
-      <w:r>
-        <w:rPr>
-          <w:sz w:val="21"/>
-          <w:lang w:val="fr-FR"/>
-        </w:rPr>
-        <w:t>baselines</w:t>
-      </w:r>
-      <w:proofErr w:type="spellEnd"/>
-      <w:r>
-        <w:rPr>
-          <w:sz w:val="21"/>
-          <w:lang w:val="fr-FR"/>
-        </w:rPr>
-        <w:t>)</w:t>
+        <w:t xml:space="preserve">▸ 4.4 Évaluation (metrics + baselines)</w:t>
       </w:r>
     </w:p>
     <w:p>
@@ -645,23 +600,7 @@
           <w:sz w:val="21"/>
           <w:lang w:val="fr-FR"/>
         </w:rPr>
-        <w:t xml:space="preserve">▸ 5.1 API </w:t>
-      </w:r>
-      <w:proofErr w:type="spellStart"/>
-      <w:r>
-        <w:rPr>
-          <w:sz w:val="21"/>
-          <w:lang w:val="fr-FR"/>
-        </w:rPr>
-        <w:t>FastAPI</w:t>
-      </w:r>
-      <w:proofErr w:type="spellEnd"/>
-      <w:r>
-        <w:rPr>
-          <w:sz w:val="21"/>
-          <w:lang w:val="fr-FR"/>
-        </w:rPr>
-        <w:t xml:space="preserve"> + Docker</w:t>
+        <w:t>▸ 5.1 MLOps (MLflow, monitoring, CI/CD)</w:t>
       </w:r>
     </w:p>
     <w:p>
@@ -677,7 +616,23 @@
           <w:sz w:val="21"/>
           <w:lang w:val="fr-FR"/>
         </w:rPr>
-        <w:t>▸ 5.2 Dashboard décisionnel</w:t>
+        <w:t xml:space="preserve">▸ 5.2 API FastAPI + Docker</w:t>
+      </w:r>
+    </w:p>
+    <w:p>
+      <w:pPr>
+        <w:spacing w:after="40"/>
+        <w:ind w:left="907"/>
+        <w:rPr>
+          <w:lang w:val="fr-FR"/>
+        </w:rPr>
+      </w:pPr>
+      <w:r>
+        <w:rPr>
+          <w:sz w:val="21"/>
+          <w:lang w:val="fr-FR"/>
+        </w:rPr>
+        <w:t>▸ 5.3 Dashboard décisionnel</w:t>
       </w:r>
     </w:p>
     <w:p>
@@ -3256,6 +3211,108 @@
               <w:rPr>
                 <w:sz w:val="20"/>
               </w:rPr>
+              <w:t>MLOps (MLflow, monitoring, CI/CD)</w:t>
+            </w:r>
+          </w:p>
+        </w:tc>
+        <w:tc>
+          <w:tcPr>
+            <w:tcW w:w="1361" w:type="dxa"/>
+            <w:tcMar>
+              <w:top w:w="55" w:type="dxa"/>
+              <w:left w:w="95" w:type="dxa"/>
+              <w:bottom w:w="55" w:type="dxa"/>
+              <w:right w:w="95" w:type="dxa"/>
+            </w:tcMar>
+            <w:vAlign w:val="center"/>
+          </w:tcPr>
+          <w:p>
+            <w:pPr>
+              <w:spacing w:after="40"/>
+              <w:jc w:val="center"/>
+            </w:pPr>
+            <w:r>
+              <w:rPr>
+                <w:sz w:val="20"/>
+              </w:rPr>
+              <w:t>P4</w:t>
+            </w:r>
+          </w:p>
+        </w:tc>
+        <w:tc>
+          <w:tcPr>
+            <w:tcW w:w="1361" w:type="dxa"/>
+            <w:tcMar>
+              <w:top w:w="55" w:type="dxa"/>
+              <w:left w:w="95" w:type="dxa"/>
+              <w:bottom w:w="55" w:type="dxa"/>
+              <w:right w:w="95" w:type="dxa"/>
+            </w:tcMar>
+            <w:vAlign w:val="center"/>
+          </w:tcPr>
+          <w:p>
+            <w:pPr>
+              <w:spacing w:after="40"/>
+              <w:jc w:val="center"/>
+            </w:pPr>
+            <w:r>
+              <w:rPr>
+                <w:sz w:val="20"/>
+              </w:rPr>
+              <w:t>L6</w:t>
+            </w:r>
+          </w:p>
+        </w:tc>
+      </w:tr>
+      <w:tr>
+        <w:trPr>
+          <w:jc w:val="center"/>
+        </w:trPr>
+        <w:tc>
+          <w:tcPr>
+            <w:tcW w:w="1020" w:type="dxa"/>
+            <w:tcMar>
+              <w:top w:w="55" w:type="dxa"/>
+              <w:left w:w="95" w:type="dxa"/>
+              <w:bottom w:w="55" w:type="dxa"/>
+              <w:right w:w="95" w:type="dxa"/>
+            </w:tcMar>
+            <w:vAlign w:val="center"/>
+          </w:tcPr>
+          <w:p>
+            <w:pPr>
+              <w:spacing w:after="40"/>
+              <w:jc w:val="center"/>
+            </w:pPr>
+            <w:r>
+              <w:rPr>
+                <w:b/>
+                <w:color w:val="127A8A"/>
+                <w:sz w:val="20"/>
+              </w:rPr>
+              <w:t>5.2</w:t>
+            </w:r>
+          </w:p>
+        </w:tc>
+        <w:tc>
+          <w:tcPr>
+            <w:tcW w:w="4762" w:type="dxa"/>
+            <w:tcMar>
+              <w:top w:w="55" w:type="dxa"/>
+              <w:left w:w="95" w:type="dxa"/>
+              <w:bottom w:w="55" w:type="dxa"/>
+              <w:right w:w="95" w:type="dxa"/>
+            </w:tcMar>
+            <w:vAlign w:val="center"/>
+          </w:tcPr>
+          <w:p>
+            <w:pPr>
+              <w:spacing w:after="40"/>
+            </w:pPr>
+            <w:r>
+              <w:rPr>
+                <w:sz w:val="20"/>
+              </w:rPr>
               <w:t>API FastAPI + Docker</w:t>
             </w:r>
           </w:p>
@@ -3336,7 +3393,7 @@
                 <w:sz w:val="20"/>
               </w:rPr>
               <w:lastRenderedPageBreak/>
-              <w:t>5.2</w:t>
+              <w:t>5.3</w:t>
             </w:r>
           </w:p>
         </w:tc>
@@ -3834,6 +3891,8 @@
     <w:p/>
     <w:sectPr>
       <w:footerReference w:type="default" r:id="rId8"/>
+      <w:headerReference w:type="default" r:id="rId11"/>
+      <w:headerReference w:type="first" r:id="rId12"/>
       <w:pgSz w:w="12240" w:h="15840"/>
       <w:pgMar w:top="1440" w:right="1800" w:bottom="1440" w:left="1800" w:header="720" w:footer="720" w:gutter="0"/>
       <w:cols w:space="720"/>
@@ -3946,6 +4005,27 @@
     </w:p>
   </w:footnote>
 </w:footnotes>
+</file>
+
+<file path=word/header1.xml><?xml version="1.0" encoding="utf-8"?>
+<w:hdr xmlns:m="http://schemas.openxmlformats.org/officeDocument/2006/math" xmlns:mc="http://schemas.openxmlformats.org/markup-compatibility/2006" xmlns:mo="http://schemas.microsoft.com/office/mac/office/2008/main" xmlns:mv="urn:schemas-microsoft-com:mac:vml" xmlns:o="urn:schemas-microsoft-com:office:office" xmlns:r="http://schemas.openxmlformats.org/officeDocument/2006/relationships" xmlns:v="urn:schemas-microsoft-com:vml" xmlns:w10="urn:schemas-microsoft-com:office:word" xmlns:w14="http://schemas.microsoft.com/office/word/2010/wordml" xmlns:w="http://schemas.openxmlformats.org/wordprocessingml/2006/main" xmlns:wne="http://schemas.microsoft.com/office/word/2006/wordml" xmlns:wp14="http://schemas.microsoft.com/office/word/2010/wordprocessingDrawing" xmlns:wp="http://schemas.openxmlformats.org/drawingml/2006/wordprocessingDrawing" xmlns:wpc="http://schemas.microsoft.com/office/word/2010/wordprocessingCanvas" xmlns:wpg="http://schemas.microsoft.com/office/word/2010/wordprocessingGroup" xmlns:wpi="http://schemas.microsoft.com/office/word/2010/wordprocessingInk" xmlns:wps="http://schemas.microsoft.com/office/word/2010/wordprocessingShape" mc:Ignorable="w14 wp14">
+  <w:p>
+    <w:pPr>
+      <w:pStyle w:val="Header"/>
+      <w:jc w:val="center"/>
+    </w:pPr>
+  </w:p>
+</w:hdr>
+</file>
+
+<file path=word/header2.xml><?xml version="1.0" encoding="utf-8"?>
+<w:hdr xmlns:m="http://schemas.openxmlformats.org/officeDocument/2006/math" xmlns:mc="http://schemas.openxmlformats.org/markup-compatibility/2006" xmlns:mo="http://schemas.microsoft.com/office/mac/office/2008/main" xmlns:mv="urn:schemas-microsoft-com:mac:vml" xmlns:o="urn:schemas-microsoft-com:office:office" xmlns:r="http://schemas.openxmlformats.org/officeDocument/2006/relationships" xmlns:v="urn:schemas-microsoft-com:vml" xmlns:w10="urn:schemas-microsoft-com:office:word" xmlns:w14="http://schemas.microsoft.com/office/word/2010/wordml" xmlns:w="http://schemas.openxmlformats.org/wordprocessingml/2006/main" xmlns:wne="http://schemas.microsoft.com/office/word/2006/wordml" xmlns:wp14="http://schemas.microsoft.com/office/word/2010/wordprocessingDrawing" xmlns:wp="http://schemas.openxmlformats.org/drawingml/2006/wordprocessingDrawing" xmlns:wpc="http://schemas.microsoft.com/office/word/2010/wordprocessingCanvas" xmlns:wpg="http://schemas.microsoft.com/office/word/2010/wordprocessingGroup" xmlns:wpi="http://schemas.microsoft.com/office/word/2010/wordprocessingInk" xmlns:wps="http://schemas.microsoft.com/office/word/2010/wordprocessingShape" mc:Ignorable="w14 wp14">
+  <w:p>
+    <w:pPr>
+      <w:pStyle w:val="Header"/>
+    </w:pPr>
+  </w:p>
+</w:hdr>
 </file>
 
 <file path=word/numbering.xml><?xml version="1.0" encoding="utf-8"?>
